--- a/assets/lessons/velocity-curve/part-2-teacher-notes.docx
+++ b/assets/lessons/velocity-curve/part-2-teacher-notes.docx
@@ -2050,16 +2050,34 @@
 <w:hdr xmlns:m="http://schemas.openxmlformats.org/officeDocument/2006/math" xmlns:mc="http://schemas.openxmlformats.org/markup-compatibility/2006" xmlns:mo="http://schemas.microsoft.com/office/mac/office/2008/main" xmlns:mv="urn:schemas-microsoft-com:mac:vml" xmlns:o="urn:schemas-microsoft-com:office:office" xmlns:r="http://schemas.openxmlformats.org/officeDocument/2006/relationships" xmlns:v="urn:schemas-microsoft-com:vml" xmlns:w10="urn:schemas-microsoft-com:office:word" xmlns:w14="http://schemas.microsoft.com/office/word/2010/wordml" xmlns:w="http://schemas.openxmlformats.org/wordprocessingml/2006/main" xmlns:wne="http://schemas.microsoft.com/office/word/2006/wordml" xmlns:wp14="http://schemas.microsoft.com/office/word/2010/wordprocessingDrawing" xmlns:wp="http://schemas.openxmlformats.org/drawingml/2006/wordprocessingDrawing" xmlns:wpc="http://schemas.microsoft.com/office/word/2010/wordprocessingCanvas" xmlns:wpg="http://schemas.microsoft.com/office/word/2010/wordprocessingGroup" xmlns:wpi="http://schemas.microsoft.com/office/word/2010/wordprocessingInk" xmlns:wps="http://schemas.microsoft.com/office/word/2010/wordprocessingShape" mc:Ignorable="w14 wp14">
   <w:p>
     <w:pPr>
-      <w:pStyle w:val="header"/>
+      <w:pStyle w:val="Header"/>
+      <w:tabs>
+        <w:tab w:pos="9820" w:val="right"/>
+      </w:tabs>
+      <w:spacing w:before="0" w:after="0" w:lineRule="exact" w:line="480"/>
+      <w:shd w:val="clear" w:fill="002855"/>
+      <w:pBdr>
+        <w:bottom w:val="single" w:sz="16" w:space="0" w:color="EEAA00"/>
+      </w:pBdr>
     </w:pPr>
     <w:r>
       <w:rPr>
-        <w:rFonts w:ascii="Arial" w:hAnsi="Arial" w:cs="Arial" w:eastAsia="Arial"/>
+        <w:rFonts w:ascii="Arial" w:hAnsi="Arial"/>
         <w:b/>
-        <w:color w:val="002855"/>
+        <w:color w:val="FFFFFF"/>
+        <w:sz w:val="32"/>
+      </w:rPr>
+      <w:t xml:space="preserve">  WVU DSPIRA</w:t>
+    </w:r>
+    <w:r>
+      <w:rPr>
+        <w:rFonts w:ascii="Arial" w:hAnsi="Arial"/>
+        <w:b w:val="0"/>
+        <w:color w:val="FFFFFF"/>
         <w:sz w:val="18"/>
       </w:rPr>
-      <w:t>WVU DSPIRA</w:t>
+      <w:tab/>
+      <w:t>WEST VIRGINIA UNIVERSITY</w:t>
     </w:r>
   </w:p>
 </w:hdr>

--- a/assets/lessons/velocity-curve/part-2-teacher-notes.docx
+++ b/assets/lessons/velocity-curve/part-2-teacher-notes.docx
@@ -1351,7 +1351,7 @@
       </w:tabs>
     </w:pPr>
     <w:r>
-      <w:t>wvurail.org/dspira</w:t>
+      <w:t>rail.wvu.edu/dspira</w:t>
     </w:r>
     <w:r>
       <w:tab/>
